--- a/app/output/analisis_financiero_ollama.docx
+++ b/app/output/analisis_financiero_ollama.docx
@@ -12,7 +12,7 @@
     </w:p>
     <w:p>
       <w:r>
-        <w:t>Generado el: 2025-10-18 13:36</w:t>
+        <w:t>Generado el: 2025-10-18 14:31</w:t>
       </w:r>
     </w:p>
     <w:p>
@@ -77,7 +77,7 @@
     </w:p>
     <w:p>
       <w:r>
-        <w:t>La aplicación móvil TeenFinanKids busca promover la educación financiera integral en niños y jóvenes colombianos.</w:t>
+        <w:t>TeenFinanKids es una aplicación móvil que brinda educación financiera integral a niños y jóvenes en Colombia.</w:t>
       </w:r>
     </w:p>
     <w:p>
@@ -93,7 +93,7 @@
         <w:pStyle w:val="ListBullet"/>
       </w:pPr>
       <w:r>
-        <w:t>• Incorpora gamificación y simulaciones realistas para hacer la educación financiera más atractiva</w:t>
+        <w:t>• aplicación móvil</w:t>
       </w:r>
     </w:p>
     <w:p>
@@ -101,7 +101,15 @@
         <w:pStyle w:val="ListBullet"/>
       </w:pPr>
       <w:r>
-        <w:t>• Permite la participación de padres y tutores en el proceso de aprendizaje</w:t>
+        <w:t>• educación financiera integral</w:t>
+      </w:r>
+    </w:p>
+    <w:p>
+      <w:pPr>
+        <w:pStyle w:val="ListBullet"/>
+      </w:pPr>
+      <w:r>
+        <w:t>• participación de padres y tutores</w:t>
       </w:r>
     </w:p>
     <w:p>
@@ -117,7 +125,7 @@
         <w:pStyle w:val="ListBullet"/>
       </w:pPr>
       <w:r>
-        <w:t>• Desarrollo de contenidos más exhaustivos y actualizados</w:t>
+        <w:t>• limitaciones de implementación</w:t>
       </w:r>
     </w:p>
     <w:p>
@@ -125,7 +133,7 @@
         <w:pStyle w:val="ListBullet"/>
       </w:pPr>
       <w:r>
-        <w:t>• Mejora en la interfaz de usuario y experiencia del usuario</w:t>
+        <w:t>• riesgos económicos</w:t>
       </w:r>
     </w:p>
     <w:p/>
@@ -142,7 +150,7 @@
         <w:pStyle w:val="ListBullet"/>
       </w:pPr>
       <w:r>
-        <w:t>• Incorpora gamificación y simulaciones realistas para hacer la educación financiera más atractiva</w:t>
+        <w:t>• educación financiera integral</w:t>
       </w:r>
     </w:p>
     <w:p>
@@ -150,7 +158,15 @@
         <w:pStyle w:val="ListBullet"/>
       </w:pPr>
       <w:r>
-        <w:t>• Permite la participación de padres y tutores en el proceso de aprendizaje</w:t>
+        <w:t>• aplicación móvil</w:t>
+      </w:r>
+    </w:p>
+    <w:p>
+      <w:pPr>
+        <w:pStyle w:val="ListBullet"/>
+      </w:pPr>
+      <w:r>
+        <w:t>• participación de padres y tutores</w:t>
       </w:r>
     </w:p>
     <w:p>
@@ -166,7 +182,7 @@
         <w:pStyle w:val="ListBullet"/>
       </w:pPr>
       <w:r>
-        <w:t>• Desarrollo de contenidos más exhaustivos y actualizados</w:t>
+        <w:t>• limitaciones de implementación</w:t>
       </w:r>
     </w:p>
     <w:p>
@@ -174,7 +190,7 @@
         <w:pStyle w:val="ListBullet"/>
       </w:pPr>
       <w:r>
-        <w:t>• Mejora en la interfaz de usuario y experiencia del usuario</w:t>
+        <w:t>• riesgos económicos</w:t>
       </w:r>
     </w:p>
     <w:p>
@@ -190,7 +206,7 @@
         <w:pStyle w:val="ListBullet"/>
       </w:pPr>
       <w:r>
-        <w:t>• Incorporar herramientas para monitorear y evaluar el progreso de los usuarios</w:t>
+        <w:t>• consolidar una experiencia educativa motivadora</w:t>
       </w:r>
     </w:p>
     <w:p>
@@ -198,7 +214,7 @@
         <w:pStyle w:val="ListBullet"/>
       </w:pPr>
       <w:r>
-        <w:t>• Desarrollar un plan de marketing efectivo para promover la aplicación</w:t>
+        <w:t>• fomentar hábitos financieros saludables desde la infancia</w:t>
       </w:r>
     </w:p>
     <w:sectPr>

--- a/app/output/analisis_financiero_ollama.docx
+++ b/app/output/analisis_financiero_ollama.docx
@@ -12,12 +12,12 @@
     </w:p>
     <w:p>
       <w:r>
-        <w:t>Generado el: 2025-10-18 14:31</w:t>
+        <w:t>Generado el: 2025-10-18 16:59</w:t>
       </w:r>
     </w:p>
     <w:p>
       <w:r>
-        <w:t>Total de documentos analizados: 1</w:t>
+        <w:t>Total de documentos analizados: 2</w:t>
       </w:r>
     </w:p>
     <w:p/>
@@ -32,7 +32,7 @@
     <w:p>
       <w:r>
         <w:br/>
-        <w:t xml:space="preserve">        Se analizaron 1 documentos financieros. </w:t>
+        <w:t xml:space="preserve">        Se analizaron 2 documentos financieros. </w:t>
         <w:br/>
         <w:t xml:space="preserve">        </w:t>
         <w:br/>
@@ -40,7 +40,7 @@
         <w:br/>
         <w:t xml:space="preserve">        - Riesgo Alto: 0 documentos</w:t>
         <w:br/>
-        <w:t xml:space="preserve">        - Riesgo Medio: 0 documentos  </w:t>
+        <w:t xml:space="preserve">        - Riesgo Medio: 1 documentos  </w:t>
         <w:br/>
         <w:t xml:space="preserve">        - Riesgo Bajo: 1 documentos</w:t>
         <w:br/>
@@ -59,6 +59,76 @@
         <w:t>Análisis Detallado por Documento</w:t>
       </w:r>
     </w:p>
+    <w:p>
+      <w:pPr>
+        <w:pStyle w:val="Heading2"/>
+      </w:pPr>
+      <w:r>
+        <w:t>Documento: informe_corporativo_masivo.pdf</w:t>
+      </w:r>
+    </w:p>
+    <w:p>
+      <w:pPr>
+        <w:pStyle w:val="Heading3"/>
+      </w:pPr>
+      <w:r>
+        <w:t>Resumen</w:t>
+      </w:r>
+    </w:p>
+    <w:p>
+      <w:r>
+        <w:t>El informe financiero corporativo 2024 presenta un crecimiento orgánico del 15% en ingresos y una mejora del margen EBITDA del 2.3%. Se identificaron oportunidades de optimización en la cadena de suministro que podrían generar ahorros adicionales.</w:t>
+      </w:r>
+    </w:p>
+    <w:p>
+      <w:pPr>
+        <w:pStyle w:val="Heading3"/>
+      </w:pPr>
+      <w:r>
+        <w:t>Puntos Fuertes</w:t>
+      </w:r>
+    </w:p>
+    <w:p>
+      <w:pPr>
+        <w:pStyle w:val="ListBullet"/>
+      </w:pPr>
+      <w:r>
+        <w:t>• Crecimiento orgánico del 15% en ingresos</w:t>
+      </w:r>
+    </w:p>
+    <w:p>
+      <w:pPr>
+        <w:pStyle w:val="ListBullet"/>
+      </w:pPr>
+      <w:r>
+        <w:t>• Mejora del margen EBITDA del 2.3%</w:t>
+      </w:r>
+    </w:p>
+    <w:p>
+      <w:pPr>
+        <w:pStyle w:val="ListBullet"/>
+      </w:pPr>
+      <w:r>
+        <w:t>• Redución del costo de capital del 1.8%</w:t>
+      </w:r>
+    </w:p>
+    <w:p>
+      <w:pPr>
+        <w:pStyle w:val="Heading3"/>
+      </w:pPr>
+      <w:r>
+        <w:t>Áreas de Mejora</w:t>
+      </w:r>
+    </w:p>
+    <w:p>
+      <w:pPr>
+        <w:pStyle w:val="ListBullet"/>
+      </w:pPr>
+      <w:r>
+        <w:t>• Se detectaron 3 áreas de mejora en los controles internos relacionadas con la segregación de funciones en el proceso de aprobación de gastos</w:t>
+      </w:r>
+    </w:p>
+    <w:p/>
     <w:p>
       <w:pPr>
         <w:pStyle w:val="Heading2"/>
@@ -93,7 +163,15 @@
         <w:pStyle w:val="ListBullet"/>
       </w:pPr>
       <w:r>
-        <w:t>• aplicación móvil</w:t>
+        <w:t>• aplicación lúdica y accesible</w:t>
+      </w:r>
+    </w:p>
+    <w:p>
+      <w:pPr>
+        <w:pStyle w:val="ListBullet"/>
+      </w:pPr>
+      <w:r>
+        <w:t>• participación de padres y tutores</w:t>
       </w:r>
     </w:p>
     <w:p>
@@ -102,14 +180,6 @@
       </w:pPr>
       <w:r>
         <w:t>• educación financiera integral</w:t>
-      </w:r>
-    </w:p>
-    <w:p>
-      <w:pPr>
-        <w:pStyle w:val="ListBullet"/>
-      </w:pPr>
-      <w:r>
-        <w:t>• participación de padres y tutores</w:t>
       </w:r>
     </w:p>
     <w:p>
@@ -158,7 +228,23 @@
         <w:pStyle w:val="ListBullet"/>
       </w:pPr>
       <w:r>
-        <w:t>• aplicación móvil</w:t>
+        <w:t>• aplicación lúdica y accesible</w:t>
+      </w:r>
+    </w:p>
+    <w:p>
+      <w:pPr>
+        <w:pStyle w:val="ListBullet"/>
+      </w:pPr>
+      <w:r>
+        <w:t>• Crecimiento orgánico del 15% en ingresos</w:t>
+      </w:r>
+    </w:p>
+    <w:p>
+      <w:pPr>
+        <w:pStyle w:val="ListBullet"/>
+      </w:pPr>
+      <w:r>
+        <w:t>• Mejora del margen EBITDA del 2.3%</w:t>
       </w:r>
     </w:p>
     <w:p>
@@ -167,6 +253,14 @@
       </w:pPr>
       <w:r>
         <w:t>• participación de padres y tutores</w:t>
+      </w:r>
+    </w:p>
+    <w:p>
+      <w:pPr>
+        <w:pStyle w:val="ListBullet"/>
+      </w:pPr>
+      <w:r>
+        <w:t>• Redución del costo de capital del 1.8%</w:t>
       </w:r>
     </w:p>
     <w:p>
@@ -190,6 +284,14 @@
         <w:pStyle w:val="ListBullet"/>
       </w:pPr>
       <w:r>
+        <w:t>• Se detectaron 3 áreas de mejora en los controles internos relacionadas con la segregación de funciones en el proceso de aprobación de gastos</w:t>
+      </w:r>
+    </w:p>
+    <w:p>
+      <w:pPr>
+        <w:pStyle w:val="ListBullet"/>
+      </w:pPr>
+      <w:r>
         <w:t>• riesgos económicos</w:t>
       </w:r>
     </w:p>
@@ -206,6 +308,14 @@
         <w:pStyle w:val="ListBullet"/>
       </w:pPr>
       <w:r>
+        <w:t>• fomentar hábitos financieros saludables desde la infancia</w:t>
+      </w:r>
+    </w:p>
+    <w:p>
+      <w:pPr>
+        <w:pStyle w:val="ListBullet"/>
+      </w:pPr>
+      <w:r>
         <w:t>• consolidar una experiencia educativa motivadora</w:t>
       </w:r>
     </w:p>
@@ -214,7 +324,15 @@
         <w:pStyle w:val="ListBullet"/>
       </w:pPr>
       <w:r>
-        <w:t>• fomentar hábitos financieros saludables desde la infancia</w:t>
+        <w:t>• Revisar y actualizar las políticas de autorización para alinearlas con las mejores prácticas del sector</w:t>
+      </w:r>
+    </w:p>
+    <w:p>
+      <w:pPr>
+        <w:pStyle w:val="ListBullet"/>
+      </w:pPr>
+      <w:r>
+        <w:t>• Implementar coberturas cambiarias para mitigar el riesgo exposure</w:t>
       </w:r>
     </w:p>
     <w:sectPr>
